--- a/job-application/Areeb Technology/Moamen_Basyoni_Cover_Letter_Areeb_Technology.docx
+++ b/job-application/Areeb Technology/Moamen_Basyoni_Cover_Letter_Areeb_Technology.docx
@@ -125,7 +125,7 @@
         </w:numPr>
       </w:pPr>
       <w:r>
-        <w:t xml:space="preserve">I integrate legacy systems with modern platforms: I’ve migrated modules from .NET Framework 4.5 / ASP.NET Core 2.2 toward modern .NET with Clean Architecture across 5 core and 7+ additional modules, and built a runtime business-rule engine that improved rule-execution performance by 45% (BenchmarkDotNet).</w:t>
+        <w:t xml:space="preserve">I integrate legacy systems with modern platforms: I’ve migrated modules from .NET Framework 4.5 / ASP.NET Core 2.2 toward modern .NET with Clean Architecture across 5 core and 7+ additional modules, and built a runtime business-rule engine that improved rule-execution performance by 60% (BenchmarkDotNet).</w:t>
       </w:r>
     </w:p>
     <w:p>
